--- a/rapports/2026-06-06/EQ1/EQ1_enq5_v2/DR_011301220059/63-61-99-04.docx
+++ b/rapports/2026-06-06/EQ1/EQ1_enq5_v2/DR_011301220059/63-61-99-04.docx
@@ -297,7 +297,7 @@
           <w:color w:val="1F6FEB"/>
           <w:sz w:val="22"/>
         </w:rPr>
-        <w:t>⚠ INCOHÉRENCES À CORRIGER (122)</w:t>
+        <w:t>⚠ INCOHÉRENCES À CORRIGER (117)</w:t>
       </w:r>
     </w:p>
     <w:tbl>
@@ -2015,7 +2015,7 @@
                 <w:i w:val="0"/>
                 <w:sz w:val="17"/>
               </w:rPr>
-              <w:t>Incohérence!!! seulement les écoles privées paient les frais de scolarité (y compris les frais d'inscription).</w:t>
+              <w:t>Incoherent!!! Le niveau d'études suivi par Hamidou Diallo  au cours de l'année 2024/2025 est Primaire ou son niveau d'études le plus élevé atteint est  mais il déclare en 2.11 qu'il a obtenu comme résultat le Diplômé, études achevées.</w:t>
             </w:r>
           </w:p>
         </w:tc>
@@ -2074,7 +2074,7 @@
                 <w:color w:val="16A34A"/>
                 <w:sz w:val="16"/>
               </w:rPr>
-              <w:t>s01q32, s01q36, s01q38, s04q37_modif, s02q33, s02q34, s01q00b</w:t>
+              <w:t>—</w:t>
             </w:r>
           </w:p>
         </w:tc>
@@ -2105,7 +2105,7 @@
                 <w:i w:val="0"/>
                 <w:sz w:val="17"/>
               </w:rPr>
-              <w:t>Peu probable!!! Vu l'âge (16 ans) de Fatoumata Cissokho ou l'année à laquelle Fatoumata Cissokho a fréquenté l'école pour la dernière fois (.) le dernier diplome de Fatoumata Cissokho ne peut être le Certificat d'études primaires (CEP), prière de corriger cette incohérence ou confirmer avec le QG.</w:t>
+              <w:t>Prière de corriger cette incoherence en 2.11.</w:t>
             </w:r>
           </w:p>
         </w:tc>
@@ -2164,7 +2164,7 @@
                 <w:color w:val="16A34A"/>
                 <w:sz w:val="16"/>
               </w:rPr>
-              <w:t>—</w:t>
+              <w:t>s01q32, s01q36, s01q38, s04q37_modif, s02q33, s02q34, s01q00b</w:t>
             </w:r>
           </w:p>
         </w:tc>
@@ -2195,7 +2195,7 @@
                 <w:i w:val="0"/>
                 <w:sz w:val="17"/>
               </w:rPr>
-              <w:t>Incoherent!!! Le niveau d'études suivi par Hamidou Diallo  au cours de l'année 2024/2025 est Primaire ou son niveau d'études le plus élevé atteint est  mais il déclare en 2.11 qu'il a obtenu comme résultat le Diplômé, études achevées.</w:t>
+              <w:t>Peu probable!!! Vu l'âge (13 ans) de Hamidou Diallo ou l'année à laquelle Hamidou Diallo a fréquenté l'école pour la dernière fois (.) le dernier diplome de Hamidou Diallo ne peut être le Certificat d'études primaires (CEP), prière de corriger cette incohérence ou confirmer avec le QG.</w:t>
             </w:r>
           </w:p>
         </w:tc>
@@ -2285,7 +2285,7 @@
                 <w:i w:val="0"/>
                 <w:sz w:val="17"/>
               </w:rPr>
-              <w:t>Prière de corriger cette incoherence en 2.11.</w:t>
+              <w:t>Incohérent!! Le niveau d'instruction déclaré par l'un des enfants () au niveau de la section 1 de DIADJI Cissokho diffère de celui donné par DIADJI Cissokho lui-même qui affirme ne pas avoir frequenté l'école formelle.</w:t>
             </w:r>
           </w:p>
         </w:tc>
@@ -2375,7 +2375,7 @@
                 <w:i w:val="0"/>
                 <w:sz w:val="17"/>
               </w:rPr>
-              <w:t>Peu probable!!! Vu l'âge (13 ans) de Hamidou Diallo ou l'année à laquelle Hamidou Diallo a fréquenté l'école pour la dernière fois (.) le dernier diplome de Hamidou Diallo ne peut être le Certificat d'études primaires (CEP), prière de corriger cette incohérence ou confirmer avec le QG.</w:t>
+              <w:t>Peu probable!!! Vu l'âge (16 ans) de Fatoumata Cissokho ou l'année à laquelle Fatoumata Cissokho a fréquenté l'école pour la dernière fois (.) le dernier diplome de Fatoumata Cissokho ne peut être le Certificat d'études primaires (CEP), prière de corriger cette incohérence ou confirmer avec le QG.</w:t>
             </w:r>
           </w:p>
         </w:tc>
@@ -2434,7 +2434,7 @@
                 <w:color w:val="16A34A"/>
                 <w:sz w:val="16"/>
               </w:rPr>
-              <w:t>—</w:t>
+              <w:t>s01q32, s01q36, s01q38, s04q37_modif, s02q33, s02q34, s01q00b</w:t>
             </w:r>
           </w:p>
         </w:tc>
@@ -2465,7 +2465,7 @@
                 <w:i w:val="0"/>
                 <w:sz w:val="17"/>
               </w:rPr>
-              <w:t>Incohérent!! Le niveau d'instruction déclaré par l'un des enfants () au niveau de la section 1 de DIADJI Cissokho diffère de celui donné par DIADJI Cissokho lui-même qui affirme ne pas avoir frequenté l'école formelle.</w:t>
+              <w:t>Peu probable!!! Vu l'âge (23 ans) de Aminata Cissè ou l'année à laquelle Aminata Cissè a fréquenté l'école pour la dernière fois (2021) le dernier diplome de Aminata Cissè ne peut être le Certificat d'études primaires (CEP), prière de corriger cette incohérence ou confirmer avec le QG.</w:t>
             </w:r>
           </w:p>
         </w:tc>
@@ -2498,6 +2498,1086 @@
                 <w:i w:val="0"/>
                 <w:sz w:val="16"/>
               </w:rPr>
+              <w:t>S11</w:t>
+              <w:br/>
+            </w:r>
+            <w:r>
+              <w:rPr>
+                <w:b w:val="0"/>
+                <w:i w:val="0"/>
+                <w:color w:val="64748B"/>
+                <w:sz w:val="14"/>
+              </w:rPr>
+              <w:t>Logement / cadre de vie</w:t>
+            </w:r>
+          </w:p>
+        </w:tc>
+        <w:tc>
+          <w:tcPr>
+            <w:tcW w:type="dxa" w:w="1531"/>
+          </w:tcPr>
+          <w:p>
+            <w:r>
+              <w:rPr>
+                <w:b/>
+                <w:i w:val="0"/>
+                <w:color w:val="16A34A"/>
+                <w:sz w:val="16"/>
+              </w:rPr>
+              <w:t>s01q10, s02q30, s02q34, s03q50, s04q23, s04q24, s04q37, s04q44</w:t>
+            </w:r>
+          </w:p>
+        </w:tc>
+        <w:tc>
+          <w:tcPr>
+            <w:tcW w:type="dxa" w:w="1191"/>
+          </w:tcPr>
+          <w:p>
+            <w:r>
+              <w:rPr>
+                <w:b w:val="0"/>
+                <w:i w:val="0"/>
+                <w:color w:val="64748B"/>
+                <w:sz w:val="16"/>
+              </w:rPr>
+              <w:t>GT-CQ</w:t>
+            </w:r>
+          </w:p>
+        </w:tc>
+        <w:tc>
+          <w:tcPr>
+            <w:tcW w:type="dxa" w:w="4706"/>
+          </w:tcPr>
+          <w:p>
+            <w:r>
+              <w:rPr>
+                <w:b w:val="0"/>
+                <w:i w:val="0"/>
+                <w:sz w:val="17"/>
+              </w:rPr>
+              <w:t>Le montant de la dernière facture d'eau est de 29800 FCFA Tous les 2 mois qui semble incohérent, Prière de vérifier les questions 11.23a et 11.23b auprès du ménage ou confirmer.</w:t>
+            </w:r>
+          </w:p>
+        </w:tc>
+      </w:tr>
+      <w:tr>
+        <w:tc>
+          <w:tcPr>
+            <w:tcW w:type="dxa" w:w="964"/>
+          </w:tcPr>
+          <w:p>
+            <w:r>
+              <w:rPr>
+                <w:b/>
+                <w:i w:val="0"/>
+                <w:color w:val="DC2626"/>
+                <w:sz w:val="16"/>
+              </w:rPr>
+              <w:t>Haute</w:t>
+            </w:r>
+          </w:p>
+        </w:tc>
+        <w:tc>
+          <w:tcPr>
+            <w:tcW w:type="dxa" w:w="1247"/>
+          </w:tcPr>
+          <w:p>
+            <w:r>
+              <w:rPr>
+                <w:b/>
+                <w:i w:val="0"/>
+                <w:sz w:val="16"/>
+              </w:rPr>
+              <w:t>S20</w:t>
+              <w:br/>
+            </w:r>
+            <w:r>
+              <w:rPr>
+                <w:b w:val="0"/>
+                <w:i w:val="0"/>
+                <w:color w:val="64748B"/>
+                <w:sz w:val="14"/>
+              </w:rPr>
+              <w:t>Gouvernance / autres</w:t>
+            </w:r>
+          </w:p>
+        </w:tc>
+        <w:tc>
+          <w:tcPr>
+            <w:tcW w:type="dxa" w:w="1531"/>
+          </w:tcPr>
+          <w:p>
+            <w:r>
+              <w:rPr>
+                <w:b/>
+                <w:i w:val="0"/>
+                <w:color w:val="16A34A"/>
+                <w:sz w:val="16"/>
+              </w:rPr>
+              <w:t>—</w:t>
+            </w:r>
+          </w:p>
+        </w:tc>
+        <w:tc>
+          <w:tcPr>
+            <w:tcW w:type="dxa" w:w="1191"/>
+          </w:tcPr>
+          <w:p>
+            <w:r>
+              <w:rPr>
+                <w:b w:val="0"/>
+                <w:i w:val="0"/>
+                <w:color w:val="64748B"/>
+                <w:sz w:val="16"/>
+              </w:rPr>
+              <w:t>GT-CQ</w:t>
+            </w:r>
+          </w:p>
+        </w:tc>
+        <w:tc>
+          <w:tcPr>
+            <w:tcW w:type="dxa" w:w="4706"/>
+          </w:tcPr>
+          <w:p>
+            <w:r>
+              <w:rPr>
+                <w:b w:val="0"/>
+                <w:i w:val="0"/>
+                <w:sz w:val="17"/>
+              </w:rPr>
+              <w:t>Incohérence détectée ! Le ménage a précédemment déclaré vivre « Bien » ou « Assez bien » selon son revenu en 20A.02.</w:t>
+            </w:r>
+          </w:p>
+        </w:tc>
+      </w:tr>
+      <w:tr>
+        <w:tc>
+          <w:tcPr>
+            <w:tcW w:type="dxa" w:w="964"/>
+          </w:tcPr>
+          <w:p>
+            <w:r>
+              <w:rPr>
+                <w:b/>
+                <w:i w:val="0"/>
+                <w:color w:val="EA580C"/>
+                <w:sz w:val="16"/>
+              </w:rPr>
+              <w:t>Moyenne</w:t>
+            </w:r>
+          </w:p>
+        </w:tc>
+        <w:tc>
+          <w:tcPr>
+            <w:tcW w:type="dxa" w:w="1247"/>
+          </w:tcPr>
+          <w:p>
+            <w:r>
+              <w:rPr>
+                <w:b/>
+                <w:i w:val="0"/>
+                <w:sz w:val="16"/>
+              </w:rPr>
+              <w:t>S00</w:t>
+              <w:br/>
+            </w:r>
+            <w:r>
+              <w:rPr>
+                <w:b w:val="0"/>
+                <w:i w:val="0"/>
+                <w:color w:val="64748B"/>
+                <w:sz w:val="14"/>
+              </w:rPr>
+              <w:t>Identification</w:t>
+            </w:r>
+          </w:p>
+        </w:tc>
+        <w:tc>
+          <w:tcPr>
+            <w:tcW w:type="dxa" w:w="1531"/>
+          </w:tcPr>
+          <w:p>
+            <w:r>
+              <w:rPr>
+                <w:b/>
+                <w:i w:val="0"/>
+                <w:color w:val="16A34A"/>
+                <w:sz w:val="16"/>
+              </w:rPr>
+              <w:t>—</w:t>
+            </w:r>
+          </w:p>
+        </w:tc>
+        <w:tc>
+          <w:tcPr>
+            <w:tcW w:type="dxa" w:w="1191"/>
+          </w:tcPr>
+          <w:p>
+            <w:r>
+              <w:rPr>
+                <w:b w:val="0"/>
+                <w:i w:val="0"/>
+                <w:color w:val="64748B"/>
+                <w:sz w:val="16"/>
+              </w:rPr>
+              <w:t>GT-CQ</w:t>
+            </w:r>
+          </w:p>
+        </w:tc>
+        <w:tc>
+          <w:tcPr>
+            <w:tcW w:type="dxa" w:w="4706"/>
+          </w:tcPr>
+          <w:p>
+            <w:r>
+              <w:rPr>
+                <w:b w:val="0"/>
+                <w:i w:val="0"/>
+                <w:sz w:val="17"/>
+              </w:rPr>
+              <w:t>L'adresse ou la localisation du ménage doit être bien renseignée, ne doit pas contenir des numéros de téléphone et elle semble courte pour être une adresse.</w:t>
+            </w:r>
+          </w:p>
+        </w:tc>
+      </w:tr>
+      <w:tr>
+        <w:tc>
+          <w:tcPr>
+            <w:tcW w:type="dxa" w:w="964"/>
+          </w:tcPr>
+          <w:p>
+            <w:r>
+              <w:rPr>
+                <w:b/>
+                <w:i w:val="0"/>
+                <w:color w:val="EA580C"/>
+                <w:sz w:val="16"/>
+              </w:rPr>
+              <w:t>Moyenne</w:t>
+            </w:r>
+          </w:p>
+        </w:tc>
+        <w:tc>
+          <w:tcPr>
+            <w:tcW w:type="dxa" w:w="1247"/>
+          </w:tcPr>
+          <w:p>
+            <w:r>
+              <w:rPr>
+                <w:b/>
+                <w:i w:val="0"/>
+                <w:sz w:val="16"/>
+              </w:rPr>
+              <w:t>S00</w:t>
+              <w:br/>
+            </w:r>
+            <w:r>
+              <w:rPr>
+                <w:b w:val="0"/>
+                <w:i w:val="0"/>
+                <w:color w:val="64748B"/>
+                <w:sz w:val="14"/>
+              </w:rPr>
+              <w:t>Identification</w:t>
+            </w:r>
+          </w:p>
+        </w:tc>
+        <w:tc>
+          <w:tcPr>
+            <w:tcW w:type="dxa" w:w="1531"/>
+          </w:tcPr>
+          <w:p>
+            <w:r>
+              <w:rPr>
+                <w:b/>
+                <w:i w:val="0"/>
+                <w:color w:val="16A34A"/>
+                <w:sz w:val="16"/>
+              </w:rPr>
+              <w:t>—</w:t>
+            </w:r>
+          </w:p>
+        </w:tc>
+        <w:tc>
+          <w:tcPr>
+            <w:tcW w:type="dxa" w:w="1191"/>
+          </w:tcPr>
+          <w:p>
+            <w:r>
+              <w:rPr>
+                <w:b w:val="0"/>
+                <w:i w:val="0"/>
+                <w:color w:val="64748B"/>
+                <w:sz w:val="16"/>
+              </w:rPr>
+              <w:t>GT-CQ</w:t>
+            </w:r>
+          </w:p>
+        </w:tc>
+        <w:tc>
+          <w:tcPr>
+            <w:tcW w:type="dxa" w:w="4706"/>
+          </w:tcPr>
+          <w:p>
+            <w:r>
+              <w:rPr>
+                <w:b w:val="0"/>
+                <w:i w:val="0"/>
+                <w:sz w:val="17"/>
+              </w:rPr>
+              <w:t>Prière de renseigner la bonne adresse.Attention! Il manque des informations non renseignées dans la section 0, prière de regarder toutes les autres informations dans l'identification du ménage (IDENTIFICATION ET RENSEIGNEMENTS DE CONTROLE) ou dans OBSERVATIONS pour pouvoir renseigné toutes les questions liées au ménage.</w:t>
+            </w:r>
+          </w:p>
+        </w:tc>
+      </w:tr>
+      <w:tr>
+        <w:tc>
+          <w:tcPr>
+            <w:tcW w:type="dxa" w:w="964"/>
+          </w:tcPr>
+          <w:p>
+            <w:r>
+              <w:rPr>
+                <w:b/>
+                <w:i w:val="0"/>
+                <w:color w:val="EA580C"/>
+                <w:sz w:val="16"/>
+              </w:rPr>
+              <w:t>Moyenne</w:t>
+            </w:r>
+          </w:p>
+        </w:tc>
+        <w:tc>
+          <w:tcPr>
+            <w:tcW w:type="dxa" w:w="1247"/>
+          </w:tcPr>
+          <w:p>
+            <w:r>
+              <w:rPr>
+                <w:b/>
+                <w:i w:val="0"/>
+                <w:sz w:val="16"/>
+              </w:rPr>
+              <w:t>S01</w:t>
+              <w:br/>
+            </w:r>
+            <w:r>
+              <w:rPr>
+                <w:b w:val="0"/>
+                <w:i w:val="0"/>
+                <w:color w:val="64748B"/>
+                <w:sz w:val="14"/>
+              </w:rPr>
+              <w:t>Démographie</w:t>
+            </w:r>
+          </w:p>
+        </w:tc>
+        <w:tc>
+          <w:tcPr>
+            <w:tcW w:type="dxa" w:w="1531"/>
+          </w:tcPr>
+          <w:p>
+            <w:r>
+              <w:rPr>
+                <w:b/>
+                <w:i w:val="0"/>
+                <w:color w:val="16A34A"/>
+                <w:sz w:val="16"/>
+              </w:rPr>
+              <w:t>—</w:t>
+            </w:r>
+          </w:p>
+        </w:tc>
+        <w:tc>
+          <w:tcPr>
+            <w:tcW w:type="dxa" w:w="1191"/>
+          </w:tcPr>
+          <w:p>
+            <w:r>
+              <w:rPr>
+                <w:b w:val="0"/>
+                <w:i w:val="0"/>
+                <w:color w:val="64748B"/>
+                <w:sz w:val="16"/>
+              </w:rPr>
+              <w:t>GT-CQ</w:t>
+            </w:r>
+          </w:p>
+        </w:tc>
+        <w:tc>
+          <w:tcPr>
+            <w:tcW w:type="dxa" w:w="4706"/>
+          </w:tcPr>
+          <w:p>
+            <w:r>
+              <w:rPr>
+                <w:b w:val="0"/>
+                <w:i w:val="0"/>
+                <w:sz w:val="17"/>
+              </w:rPr>
+              <w:t>Prière de verifier l'information donnée par Rokhaya CIssokho ou corriger au niveau de la section 1.</w:t>
+            </w:r>
+          </w:p>
+        </w:tc>
+      </w:tr>
+      <w:tr>
+        <w:tc>
+          <w:tcPr>
+            <w:tcW w:type="dxa" w:w="964"/>
+          </w:tcPr>
+          <w:p>
+            <w:r>
+              <w:rPr>
+                <w:b/>
+                <w:i w:val="0"/>
+                <w:color w:val="EA580C"/>
+                <w:sz w:val="16"/>
+              </w:rPr>
+              <w:t>Moyenne</w:t>
+            </w:r>
+          </w:p>
+        </w:tc>
+        <w:tc>
+          <w:tcPr>
+            <w:tcW w:type="dxa" w:w="1247"/>
+          </w:tcPr>
+          <w:p>
+            <w:r>
+              <w:rPr>
+                <w:b/>
+                <w:i w:val="0"/>
+                <w:sz w:val="16"/>
+              </w:rPr>
+              <w:t>S01</w:t>
+              <w:br/>
+            </w:r>
+            <w:r>
+              <w:rPr>
+                <w:b w:val="0"/>
+                <w:i w:val="0"/>
+                <w:color w:val="64748B"/>
+                <w:sz w:val="14"/>
+              </w:rPr>
+              <w:t>Démographie</w:t>
+            </w:r>
+          </w:p>
+        </w:tc>
+        <w:tc>
+          <w:tcPr>
+            <w:tcW w:type="dxa" w:w="1531"/>
+          </w:tcPr>
+          <w:p>
+            <w:r>
+              <w:rPr>
+                <w:b/>
+                <w:i w:val="0"/>
+                <w:color w:val="16A34A"/>
+                <w:sz w:val="16"/>
+              </w:rPr>
+              <w:t>—</w:t>
+            </w:r>
+          </w:p>
+        </w:tc>
+        <w:tc>
+          <w:tcPr>
+            <w:tcW w:type="dxa" w:w="1191"/>
+          </w:tcPr>
+          <w:p>
+            <w:r>
+              <w:rPr>
+                <w:b w:val="0"/>
+                <w:i w:val="0"/>
+                <w:color w:val="64748B"/>
+                <w:sz w:val="16"/>
+              </w:rPr>
+              <w:t>GT-CQ</w:t>
+            </w:r>
+          </w:p>
+        </w:tc>
+        <w:tc>
+          <w:tcPr>
+            <w:tcW w:type="dxa" w:w="4706"/>
+          </w:tcPr>
+          <w:p>
+            <w:r>
+              <w:rPr>
+                <w:b w:val="0"/>
+                <w:i w:val="0"/>
+                <w:sz w:val="17"/>
+              </w:rPr>
+              <w:t>Prière de verifier l'information donnée par Pape Djiadji CISSOKHO ou corriger au niveau de la section 1.</w:t>
+            </w:r>
+          </w:p>
+        </w:tc>
+      </w:tr>
+      <w:tr>
+        <w:tc>
+          <w:tcPr>
+            <w:tcW w:type="dxa" w:w="964"/>
+          </w:tcPr>
+          <w:p>
+            <w:r>
+              <w:rPr>
+                <w:b/>
+                <w:i w:val="0"/>
+                <w:color w:val="EA580C"/>
+                <w:sz w:val="16"/>
+              </w:rPr>
+              <w:t>Moyenne</w:t>
+            </w:r>
+          </w:p>
+        </w:tc>
+        <w:tc>
+          <w:tcPr>
+            <w:tcW w:type="dxa" w:w="1247"/>
+          </w:tcPr>
+          <w:p>
+            <w:r>
+              <w:rPr>
+                <w:b/>
+                <w:i w:val="0"/>
+                <w:sz w:val="16"/>
+              </w:rPr>
+              <w:t>S01</w:t>
+              <w:br/>
+            </w:r>
+            <w:r>
+              <w:rPr>
+                <w:b w:val="0"/>
+                <w:i w:val="0"/>
+                <w:color w:val="64748B"/>
+                <w:sz w:val="14"/>
+              </w:rPr>
+              <w:t>Démographie</w:t>
+            </w:r>
+          </w:p>
+        </w:tc>
+        <w:tc>
+          <w:tcPr>
+            <w:tcW w:type="dxa" w:w="1531"/>
+          </w:tcPr>
+          <w:p>
+            <w:r>
+              <w:rPr>
+                <w:b/>
+                <w:i w:val="0"/>
+                <w:color w:val="16A34A"/>
+                <w:sz w:val="16"/>
+              </w:rPr>
+              <w:t>—</w:t>
+            </w:r>
+          </w:p>
+        </w:tc>
+        <w:tc>
+          <w:tcPr>
+            <w:tcW w:type="dxa" w:w="1191"/>
+          </w:tcPr>
+          <w:p>
+            <w:r>
+              <w:rPr>
+                <w:b w:val="0"/>
+                <w:i w:val="0"/>
+                <w:color w:val="64748B"/>
+                <w:sz w:val="16"/>
+              </w:rPr>
+              <w:t>GT-CQ</w:t>
+            </w:r>
+          </w:p>
+        </w:tc>
+        <w:tc>
+          <w:tcPr>
+            <w:tcW w:type="dxa" w:w="4706"/>
+          </w:tcPr>
+          <w:p>
+            <w:r>
+              <w:rPr>
+                <w:b w:val="0"/>
+                <w:i w:val="0"/>
+                <w:sz w:val="17"/>
+              </w:rPr>
+              <w:t>Prière de verifier l'information donnée par Awa Diallo ou corriger au niveau de la section 1.</w:t>
+            </w:r>
+          </w:p>
+        </w:tc>
+      </w:tr>
+      <w:tr>
+        <w:tc>
+          <w:tcPr>
+            <w:tcW w:type="dxa" w:w="964"/>
+          </w:tcPr>
+          <w:p>
+            <w:r>
+              <w:rPr>
+                <w:b/>
+                <w:i w:val="0"/>
+                <w:color w:val="EA580C"/>
+                <w:sz w:val="16"/>
+              </w:rPr>
+              <w:t>Moyenne</w:t>
+            </w:r>
+          </w:p>
+        </w:tc>
+        <w:tc>
+          <w:tcPr>
+            <w:tcW w:type="dxa" w:w="1247"/>
+          </w:tcPr>
+          <w:p>
+            <w:r>
+              <w:rPr>
+                <w:b/>
+                <w:i w:val="0"/>
+                <w:sz w:val="16"/>
+              </w:rPr>
+              <w:t>S01</w:t>
+              <w:br/>
+            </w:r>
+            <w:r>
+              <w:rPr>
+                <w:b w:val="0"/>
+                <w:i w:val="0"/>
+                <w:color w:val="64748B"/>
+                <w:sz w:val="14"/>
+              </w:rPr>
+              <w:t>Démographie</w:t>
+            </w:r>
+          </w:p>
+        </w:tc>
+        <w:tc>
+          <w:tcPr>
+            <w:tcW w:type="dxa" w:w="1531"/>
+          </w:tcPr>
+          <w:p>
+            <w:r>
+              <w:rPr>
+                <w:b/>
+                <w:i w:val="0"/>
+                <w:color w:val="16A34A"/>
+                <w:sz w:val="16"/>
+              </w:rPr>
+              <w:t>—</w:t>
+            </w:r>
+          </w:p>
+        </w:tc>
+        <w:tc>
+          <w:tcPr>
+            <w:tcW w:type="dxa" w:w="1191"/>
+          </w:tcPr>
+          <w:p>
+            <w:r>
+              <w:rPr>
+                <w:b w:val="0"/>
+                <w:i w:val="0"/>
+                <w:color w:val="64748B"/>
+                <w:sz w:val="16"/>
+              </w:rPr>
+              <w:t>GT-CQ</w:t>
+            </w:r>
+          </w:p>
+        </w:tc>
+        <w:tc>
+          <w:tcPr>
+            <w:tcW w:type="dxa" w:w="4706"/>
+          </w:tcPr>
+          <w:p>
+            <w:r>
+              <w:rPr>
+                <w:b w:val="0"/>
+                <w:i w:val="0"/>
+                <w:sz w:val="17"/>
+              </w:rPr>
+              <w:t>Prière de verifier l'information donnée par Dado Cissokho ou corriger au niveau de la section 1.</w:t>
+            </w:r>
+          </w:p>
+        </w:tc>
+      </w:tr>
+      <w:tr>
+        <w:tc>
+          <w:tcPr>
+            <w:tcW w:type="dxa" w:w="964"/>
+          </w:tcPr>
+          <w:p>
+            <w:r>
+              <w:rPr>
+                <w:b/>
+                <w:i w:val="0"/>
+                <w:color w:val="EA580C"/>
+                <w:sz w:val="16"/>
+              </w:rPr>
+              <w:t>Moyenne</w:t>
+            </w:r>
+          </w:p>
+        </w:tc>
+        <w:tc>
+          <w:tcPr>
+            <w:tcW w:type="dxa" w:w="1247"/>
+          </w:tcPr>
+          <w:p>
+            <w:r>
+              <w:rPr>
+                <w:b/>
+                <w:i w:val="0"/>
+                <w:sz w:val="16"/>
+              </w:rPr>
+              <w:t>S01</w:t>
+              <w:br/>
+            </w:r>
+            <w:r>
+              <w:rPr>
+                <w:b w:val="0"/>
+                <w:i w:val="0"/>
+                <w:color w:val="64748B"/>
+                <w:sz w:val="14"/>
+              </w:rPr>
+              <w:t>Démographie</w:t>
+            </w:r>
+          </w:p>
+        </w:tc>
+        <w:tc>
+          <w:tcPr>
+            <w:tcW w:type="dxa" w:w="1531"/>
+          </w:tcPr>
+          <w:p>
+            <w:r>
+              <w:rPr>
+                <w:b/>
+                <w:i w:val="0"/>
+                <w:color w:val="16A34A"/>
+                <w:sz w:val="16"/>
+              </w:rPr>
+              <w:t>—</w:t>
+            </w:r>
+          </w:p>
+        </w:tc>
+        <w:tc>
+          <w:tcPr>
+            <w:tcW w:type="dxa" w:w="1191"/>
+          </w:tcPr>
+          <w:p>
+            <w:r>
+              <w:rPr>
+                <w:b w:val="0"/>
+                <w:i w:val="0"/>
+                <w:color w:val="64748B"/>
+                <w:sz w:val="16"/>
+              </w:rPr>
+              <w:t>GT-CQ</w:t>
+            </w:r>
+          </w:p>
+        </w:tc>
+        <w:tc>
+          <w:tcPr>
+            <w:tcW w:type="dxa" w:w="4706"/>
+          </w:tcPr>
+          <w:p>
+            <w:r>
+              <w:rPr>
+                <w:b w:val="0"/>
+                <w:i w:val="0"/>
+                <w:sz w:val="17"/>
+              </w:rPr>
+              <w:t>Prière de verifier l'information donnée par Hamidou Diallo ou corriger au niveau de la section 1.</w:t>
+            </w:r>
+          </w:p>
+        </w:tc>
+      </w:tr>
+      <w:tr>
+        <w:tc>
+          <w:tcPr>
+            <w:tcW w:type="dxa" w:w="964"/>
+          </w:tcPr>
+          <w:p>
+            <w:r>
+              <w:rPr>
+                <w:b/>
+                <w:i w:val="0"/>
+                <w:color w:val="EA580C"/>
+                <w:sz w:val="16"/>
+              </w:rPr>
+              <w:t>Moyenne</w:t>
+            </w:r>
+          </w:p>
+        </w:tc>
+        <w:tc>
+          <w:tcPr>
+            <w:tcW w:type="dxa" w:w="1247"/>
+          </w:tcPr>
+          <w:p>
+            <w:r>
+              <w:rPr>
+                <w:b/>
+                <w:i w:val="0"/>
+                <w:sz w:val="16"/>
+              </w:rPr>
+              <w:t>S01</w:t>
+              <w:br/>
+            </w:r>
+            <w:r>
+              <w:rPr>
+                <w:b w:val="0"/>
+                <w:i w:val="0"/>
+                <w:color w:val="64748B"/>
+                <w:sz w:val="14"/>
+              </w:rPr>
+              <w:t>Démographie</w:t>
+            </w:r>
+          </w:p>
+        </w:tc>
+        <w:tc>
+          <w:tcPr>
+            <w:tcW w:type="dxa" w:w="1531"/>
+          </w:tcPr>
+          <w:p>
+            <w:r>
+              <w:rPr>
+                <w:b/>
+                <w:i w:val="0"/>
+                <w:color w:val="16A34A"/>
+                <w:sz w:val="16"/>
+              </w:rPr>
+              <w:t>—</w:t>
+            </w:r>
+          </w:p>
+        </w:tc>
+        <w:tc>
+          <w:tcPr>
+            <w:tcW w:type="dxa" w:w="1191"/>
+          </w:tcPr>
+          <w:p>
+            <w:r>
+              <w:rPr>
+                <w:b w:val="0"/>
+                <w:i w:val="0"/>
+                <w:color w:val="64748B"/>
+                <w:sz w:val="16"/>
+              </w:rPr>
+              <w:t>GT-CQ</w:t>
+            </w:r>
+          </w:p>
+        </w:tc>
+        <w:tc>
+          <w:tcPr>
+            <w:tcW w:type="dxa" w:w="4706"/>
+          </w:tcPr>
+          <w:p>
+            <w:r>
+              <w:rPr>
+                <w:b w:val="0"/>
+                <w:i w:val="0"/>
+                <w:sz w:val="17"/>
+              </w:rPr>
+              <w:t>Prière de verifier l'information donnée par Mariama CISSOKHO ou corriger au niveau de la section 1.</w:t>
+            </w:r>
+          </w:p>
+        </w:tc>
+      </w:tr>
+      <w:tr>
+        <w:tc>
+          <w:tcPr>
+            <w:tcW w:type="dxa" w:w="964"/>
+          </w:tcPr>
+          <w:p>
+            <w:r>
+              <w:rPr>
+                <w:b/>
+                <w:i w:val="0"/>
+                <w:color w:val="EA580C"/>
+                <w:sz w:val="16"/>
+              </w:rPr>
+              <w:t>Moyenne</w:t>
+            </w:r>
+          </w:p>
+        </w:tc>
+        <w:tc>
+          <w:tcPr>
+            <w:tcW w:type="dxa" w:w="1247"/>
+          </w:tcPr>
+          <w:p>
+            <w:r>
+              <w:rPr>
+                <w:b/>
+                <w:i w:val="0"/>
+                <w:sz w:val="16"/>
+              </w:rPr>
+              <w:t>S01</w:t>
+              <w:br/>
+            </w:r>
+            <w:r>
+              <w:rPr>
+                <w:b w:val="0"/>
+                <w:i w:val="0"/>
+                <w:color w:val="64748B"/>
+                <w:sz w:val="14"/>
+              </w:rPr>
+              <w:t>Démographie</w:t>
+            </w:r>
+          </w:p>
+        </w:tc>
+        <w:tc>
+          <w:tcPr>
+            <w:tcW w:type="dxa" w:w="1531"/>
+          </w:tcPr>
+          <w:p>
+            <w:r>
+              <w:rPr>
+                <w:b/>
+                <w:i w:val="0"/>
+                <w:color w:val="16A34A"/>
+                <w:sz w:val="16"/>
+              </w:rPr>
+              <w:t>—</w:t>
+            </w:r>
+          </w:p>
+        </w:tc>
+        <w:tc>
+          <w:tcPr>
+            <w:tcW w:type="dxa" w:w="1191"/>
+          </w:tcPr>
+          <w:p>
+            <w:r>
+              <w:rPr>
+                <w:b w:val="0"/>
+                <w:i w:val="0"/>
+                <w:color w:val="64748B"/>
+                <w:sz w:val="16"/>
+              </w:rPr>
+              <w:t>GT-CQ</w:t>
+            </w:r>
+          </w:p>
+        </w:tc>
+        <w:tc>
+          <w:tcPr>
+            <w:tcW w:type="dxa" w:w="4706"/>
+          </w:tcPr>
+          <w:p>
+            <w:r>
+              <w:rPr>
+                <w:b w:val="0"/>
+                <w:i w:val="0"/>
+                <w:sz w:val="17"/>
+              </w:rPr>
+              <w:t>Prière de verifier l'information donnée par Mouhamed DIallo ou corriger au niveau de la section 1.</w:t>
+            </w:r>
+          </w:p>
+        </w:tc>
+      </w:tr>
+      <w:tr>
+        <w:tc>
+          <w:tcPr>
+            <w:tcW w:type="dxa" w:w="964"/>
+          </w:tcPr>
+          <w:p>
+            <w:r>
+              <w:rPr>
+                <w:b/>
+                <w:i w:val="0"/>
+                <w:color w:val="EA580C"/>
+                <w:sz w:val="16"/>
+              </w:rPr>
+              <w:t>Moyenne</w:t>
+            </w:r>
+          </w:p>
+        </w:tc>
+        <w:tc>
+          <w:tcPr>
+            <w:tcW w:type="dxa" w:w="1247"/>
+          </w:tcPr>
+          <w:p>
+            <w:r>
+              <w:rPr>
+                <w:b/>
+                <w:i w:val="0"/>
+                <w:sz w:val="16"/>
+              </w:rPr>
+              <w:t>S01</w:t>
+              <w:br/>
+            </w:r>
+            <w:r>
+              <w:rPr>
+                <w:b w:val="0"/>
+                <w:i w:val="0"/>
+                <w:color w:val="64748B"/>
+                <w:sz w:val="14"/>
+              </w:rPr>
+              <w:t>Démographie</w:t>
+            </w:r>
+          </w:p>
+        </w:tc>
+        <w:tc>
+          <w:tcPr>
+            <w:tcW w:type="dxa" w:w="1531"/>
+          </w:tcPr>
+          <w:p>
+            <w:r>
+              <w:rPr>
+                <w:b/>
+                <w:i w:val="0"/>
+                <w:color w:val="16A34A"/>
+                <w:sz w:val="16"/>
+              </w:rPr>
+              <w:t>—</w:t>
+            </w:r>
+          </w:p>
+        </w:tc>
+        <w:tc>
+          <w:tcPr>
+            <w:tcW w:type="dxa" w:w="1191"/>
+          </w:tcPr>
+          <w:p>
+            <w:r>
+              <w:rPr>
+                <w:b w:val="0"/>
+                <w:i w:val="0"/>
+                <w:color w:val="64748B"/>
+                <w:sz w:val="16"/>
+              </w:rPr>
+              <w:t>GT-CQ</w:t>
+            </w:r>
+          </w:p>
+        </w:tc>
+        <w:tc>
+          <w:tcPr>
+            <w:tcW w:type="dxa" w:w="4706"/>
+          </w:tcPr>
+          <w:p>
+            <w:r>
+              <w:rPr>
+                <w:b w:val="0"/>
+                <w:i w:val="0"/>
+                <w:sz w:val="17"/>
+              </w:rPr>
+              <w:t>Prière de verifier l'information donnée par Mouna CISSOKHO ou corriger au niveau de la section 1.</w:t>
+            </w:r>
+          </w:p>
+        </w:tc>
+      </w:tr>
+      <w:tr>
+        <w:tc>
+          <w:tcPr>
+            <w:tcW w:type="dxa" w:w="964"/>
+          </w:tcPr>
+          <w:p>
+            <w:r>
+              <w:rPr>
+                <w:b/>
+                <w:i w:val="0"/>
+                <w:color w:val="EA580C"/>
+                <w:sz w:val="16"/>
+              </w:rPr>
+              <w:t>Moyenne</w:t>
+            </w:r>
+          </w:p>
+        </w:tc>
+        <w:tc>
+          <w:tcPr>
+            <w:tcW w:type="dxa" w:w="1247"/>
+          </w:tcPr>
+          <w:p>
+            <w:r>
+              <w:rPr>
+                <w:b/>
+                <w:i w:val="0"/>
+                <w:sz w:val="16"/>
+              </w:rPr>
               <w:t>S02</w:t>
               <w:br/>
             </w:r>
@@ -2524,7 +3604,7 @@
                 <w:color w:val="16A34A"/>
                 <w:sz w:val="16"/>
               </w:rPr>
-              <w:t>s01q32, s01q36, s01q38, s04q37_modif, s02q33, s02q34, s01q00b</w:t>
+              <w:t>s01q63, s00q04, s02q25, s01q00b, s02q17_2, s02q15_2</w:t>
             </w:r>
           </w:p>
         </w:tc>
@@ -2555,7 +3635,7 @@
                 <w:i w:val="0"/>
                 <w:sz w:val="17"/>
               </w:rPr>
-              <w:t>Peu probable!!! Vu l'âge (23 ans) de Aminata Cissè ou l'année à laquelle Aminata Cissè a fréquenté l'école pour la dernière fois (2021) le dernier diplome de Aminata Cissè ne peut être le Certificat d'études primaires (CEP), prière de corriger cette incohérence ou confirmer avec le QG.</w:t>
+              <w:t>Dans les milieux urbains c'est peu probable de voir une école dont les élèves ou étudiants ne dépensent pas en frais d'uniformes, prière de verifier pour Awa Diallo qui fréquente 3ème année de Primaire et corriger ou confirmer avec le QG.</w:t>
             </w:r>
           </w:p>
         </w:tc>
@@ -2570,10 +3650,10 @@
               <w:rPr>
                 <w:b/>
                 <w:i w:val="0"/>
-                <w:color w:val="DC2626"/>
-                <w:sz w:val="16"/>
-              </w:rPr>
-              <w:t>Haute</w:t>
+                <w:color w:val="EA580C"/>
+                <w:sz w:val="16"/>
+              </w:rPr>
+              <w:t>Moyenne</w:t>
             </w:r>
           </w:p>
         </w:tc>
@@ -2588,7 +3668,7 @@
                 <w:i w:val="0"/>
                 <w:sz w:val="16"/>
               </w:rPr>
-              <w:t>S11</w:t>
+              <w:t>S02</w:t>
               <w:br/>
             </w:r>
             <w:r>
@@ -2598,7 +3678,7 @@
                 <w:color w:val="64748B"/>
                 <w:sz w:val="14"/>
               </w:rPr>
-              <w:t>Logement / cadre de vie</w:t>
+              <w:t>Éducation</w:t>
             </w:r>
           </w:p>
         </w:tc>
@@ -2614,7 +3694,7 @@
                 <w:color w:val="16A34A"/>
                 <w:sz w:val="16"/>
               </w:rPr>
-              <w:t>s01q10, s02q30, s02q34, s03q50, s04q23, s04q24, s04q37, s04q44</w:t>
+              <w:t>s01q63, s00q04, s02q25, s01q00b, s02q17_2, s02q15_2</w:t>
             </w:r>
           </w:p>
         </w:tc>
@@ -2645,1537 +3725,7 @@
                 <w:i w:val="0"/>
                 <w:sz w:val="17"/>
               </w:rPr>
-              <w:t>Le montant de la dernière facture d'eau est de 29800 FCFA Tous les 2 mois qui semble incohérent, Prière de vérifier les questions 11.23a et 11.23b auprès du ménage ou confirmer.</w:t>
-            </w:r>
-          </w:p>
-        </w:tc>
-      </w:tr>
-      <w:tr>
-        <w:tc>
-          <w:tcPr>
-            <w:tcW w:type="dxa" w:w="964"/>
-          </w:tcPr>
-          <w:p>
-            <w:r>
-              <w:rPr>
-                <w:b/>
-                <w:i w:val="0"/>
-                <w:color w:val="DC2626"/>
-                <w:sz w:val="16"/>
-              </w:rPr>
-              <w:t>Haute</w:t>
-            </w:r>
-          </w:p>
-        </w:tc>
-        <w:tc>
-          <w:tcPr>
-            <w:tcW w:type="dxa" w:w="1247"/>
-          </w:tcPr>
-          <w:p>
-            <w:r>
-              <w:rPr>
-                <w:b/>
-                <w:i w:val="0"/>
-                <w:sz w:val="16"/>
-              </w:rPr>
-              <w:t>S20</w:t>
-              <w:br/>
-            </w:r>
-            <w:r>
-              <w:rPr>
-                <w:b w:val="0"/>
-                <w:i w:val="0"/>
-                <w:color w:val="64748B"/>
-                <w:sz w:val="14"/>
-              </w:rPr>
-              <w:t>Gouvernance / autres</w:t>
-            </w:r>
-          </w:p>
-        </w:tc>
-        <w:tc>
-          <w:tcPr>
-            <w:tcW w:type="dxa" w:w="1531"/>
-          </w:tcPr>
-          <w:p>
-            <w:r>
-              <w:rPr>
-                <w:b/>
-                <w:i w:val="0"/>
-                <w:color w:val="16A34A"/>
-                <w:sz w:val="16"/>
-              </w:rPr>
-              <w:t>—</w:t>
-            </w:r>
-          </w:p>
-        </w:tc>
-        <w:tc>
-          <w:tcPr>
-            <w:tcW w:type="dxa" w:w="1191"/>
-          </w:tcPr>
-          <w:p>
-            <w:r>
-              <w:rPr>
-                <w:b w:val="0"/>
-                <w:i w:val="0"/>
-                <w:color w:val="64748B"/>
-                <w:sz w:val="16"/>
-              </w:rPr>
-              <w:t>GT-CQ</w:t>
-            </w:r>
-          </w:p>
-        </w:tc>
-        <w:tc>
-          <w:tcPr>
-            <w:tcW w:type="dxa" w:w="4706"/>
-          </w:tcPr>
-          <w:p>
-            <w:r>
-              <w:rPr>
-                <w:b w:val="0"/>
-                <w:i w:val="0"/>
-                <w:sz w:val="17"/>
-              </w:rPr>
-              <w:t>Incohérence détectée ! Le ménage a précédemment déclaré vivre « Bien » ou « Assez bien » selon son revenu en 20A.02.</w:t>
-            </w:r>
-          </w:p>
-        </w:tc>
-      </w:tr>
-      <w:tr>
-        <w:tc>
-          <w:tcPr>
-            <w:tcW w:type="dxa" w:w="964"/>
-          </w:tcPr>
-          <w:p>
-            <w:r>
-              <w:rPr>
-                <w:b/>
-                <w:i w:val="0"/>
-                <w:color w:val="EA580C"/>
-                <w:sz w:val="16"/>
-              </w:rPr>
-              <w:t>Moyenne</w:t>
-            </w:r>
-          </w:p>
-        </w:tc>
-        <w:tc>
-          <w:tcPr>
-            <w:tcW w:type="dxa" w:w="1247"/>
-          </w:tcPr>
-          <w:p>
-            <w:r>
-              <w:rPr>
-                <w:b/>
-                <w:i w:val="0"/>
-                <w:sz w:val="16"/>
-              </w:rPr>
-              <w:t>S00</w:t>
-              <w:br/>
-            </w:r>
-            <w:r>
-              <w:rPr>
-                <w:b w:val="0"/>
-                <w:i w:val="0"/>
-                <w:color w:val="64748B"/>
-                <w:sz w:val="14"/>
-              </w:rPr>
-              <w:t>Identification</w:t>
-            </w:r>
-          </w:p>
-        </w:tc>
-        <w:tc>
-          <w:tcPr>
-            <w:tcW w:type="dxa" w:w="1531"/>
-          </w:tcPr>
-          <w:p>
-            <w:r>
-              <w:rPr>
-                <w:b/>
-                <w:i w:val="0"/>
-                <w:color w:val="16A34A"/>
-                <w:sz w:val="16"/>
-              </w:rPr>
-              <w:t>—</w:t>
-            </w:r>
-          </w:p>
-        </w:tc>
-        <w:tc>
-          <w:tcPr>
-            <w:tcW w:type="dxa" w:w="1191"/>
-          </w:tcPr>
-          <w:p>
-            <w:r>
-              <w:rPr>
-                <w:b w:val="0"/>
-                <w:i w:val="0"/>
-                <w:color w:val="64748B"/>
-                <w:sz w:val="16"/>
-              </w:rPr>
-              <w:t>GT-CQ</w:t>
-            </w:r>
-          </w:p>
-        </w:tc>
-        <w:tc>
-          <w:tcPr>
-            <w:tcW w:type="dxa" w:w="4706"/>
-          </w:tcPr>
-          <w:p>
-            <w:r>
-              <w:rPr>
-                <w:b w:val="0"/>
-                <w:i w:val="0"/>
-                <w:sz w:val="17"/>
-              </w:rPr>
-              <w:t>L'adresse ou la localisation du ménage doit être bien renseignée, ne doit pas contenir des numéros de téléphone et elle semble courte pour être une adresse.</w:t>
-            </w:r>
-          </w:p>
-        </w:tc>
-      </w:tr>
-      <w:tr>
-        <w:tc>
-          <w:tcPr>
-            <w:tcW w:type="dxa" w:w="964"/>
-          </w:tcPr>
-          <w:p>
-            <w:r>
-              <w:rPr>
-                <w:b/>
-                <w:i w:val="0"/>
-                <w:color w:val="EA580C"/>
-                <w:sz w:val="16"/>
-              </w:rPr>
-              <w:t>Moyenne</w:t>
-            </w:r>
-          </w:p>
-        </w:tc>
-        <w:tc>
-          <w:tcPr>
-            <w:tcW w:type="dxa" w:w="1247"/>
-          </w:tcPr>
-          <w:p>
-            <w:r>
-              <w:rPr>
-                <w:b/>
-                <w:i w:val="0"/>
-                <w:sz w:val="16"/>
-              </w:rPr>
-              <w:t>S00</w:t>
-              <w:br/>
-            </w:r>
-            <w:r>
-              <w:rPr>
-                <w:b w:val="0"/>
-                <w:i w:val="0"/>
-                <w:color w:val="64748B"/>
-                <w:sz w:val="14"/>
-              </w:rPr>
-              <w:t>Identification</w:t>
-            </w:r>
-          </w:p>
-        </w:tc>
-        <w:tc>
-          <w:tcPr>
-            <w:tcW w:type="dxa" w:w="1531"/>
-          </w:tcPr>
-          <w:p>
-            <w:r>
-              <w:rPr>
-                <w:b/>
-                <w:i w:val="0"/>
-                <w:color w:val="16A34A"/>
-                <w:sz w:val="16"/>
-              </w:rPr>
-              <w:t>—</w:t>
-            </w:r>
-          </w:p>
-        </w:tc>
-        <w:tc>
-          <w:tcPr>
-            <w:tcW w:type="dxa" w:w="1191"/>
-          </w:tcPr>
-          <w:p>
-            <w:r>
-              <w:rPr>
-                <w:b w:val="0"/>
-                <w:i w:val="0"/>
-                <w:color w:val="64748B"/>
-                <w:sz w:val="16"/>
-              </w:rPr>
-              <w:t>GT-CQ</w:t>
-            </w:r>
-          </w:p>
-        </w:tc>
-        <w:tc>
-          <w:tcPr>
-            <w:tcW w:type="dxa" w:w="4706"/>
-          </w:tcPr>
-          <w:p>
-            <w:r>
-              <w:rPr>
-                <w:b w:val="0"/>
-                <w:i w:val="0"/>
-                <w:sz w:val="17"/>
-              </w:rPr>
-              <w:t>Prière de renseigner la bonne adresse.Attention! Il manque des informations non renseignées dans la section 0, prière de regarder toutes les autres informations dans l'identification du ménage (IDENTIFICATION ET RENSEIGNEMENTS DE CONTROLE) ou dans OBSERVATIONS pour pouvoir renseigné toutes les questions liées au ménage.</w:t>
-            </w:r>
-          </w:p>
-        </w:tc>
-      </w:tr>
-      <w:tr>
-        <w:tc>
-          <w:tcPr>
-            <w:tcW w:type="dxa" w:w="964"/>
-          </w:tcPr>
-          <w:p>
-            <w:r>
-              <w:rPr>
-                <w:b/>
-                <w:i w:val="0"/>
-                <w:color w:val="EA580C"/>
-                <w:sz w:val="16"/>
-              </w:rPr>
-              <w:t>Moyenne</w:t>
-            </w:r>
-          </w:p>
-        </w:tc>
-        <w:tc>
-          <w:tcPr>
-            <w:tcW w:type="dxa" w:w="1247"/>
-          </w:tcPr>
-          <w:p>
-            <w:r>
-              <w:rPr>
-                <w:b/>
-                <w:i w:val="0"/>
-                <w:sz w:val="16"/>
-              </w:rPr>
-              <w:t>S01</w:t>
-              <w:br/>
-            </w:r>
-            <w:r>
-              <w:rPr>
-                <w:b w:val="0"/>
-                <w:i w:val="0"/>
-                <w:color w:val="64748B"/>
-                <w:sz w:val="14"/>
-              </w:rPr>
-              <w:t>Démographie</w:t>
-            </w:r>
-          </w:p>
-        </w:tc>
-        <w:tc>
-          <w:tcPr>
-            <w:tcW w:type="dxa" w:w="1531"/>
-          </w:tcPr>
-          <w:p>
-            <w:r>
-              <w:rPr>
-                <w:b/>
-                <w:i w:val="0"/>
-                <w:color w:val="16A34A"/>
-                <w:sz w:val="16"/>
-              </w:rPr>
-              <w:t>—</w:t>
-            </w:r>
-          </w:p>
-        </w:tc>
-        <w:tc>
-          <w:tcPr>
-            <w:tcW w:type="dxa" w:w="1191"/>
-          </w:tcPr>
-          <w:p>
-            <w:r>
-              <w:rPr>
-                <w:b w:val="0"/>
-                <w:i w:val="0"/>
-                <w:color w:val="64748B"/>
-                <w:sz w:val="16"/>
-              </w:rPr>
-              <w:t>GT-CQ</w:t>
-            </w:r>
-          </w:p>
-        </w:tc>
-        <w:tc>
-          <w:tcPr>
-            <w:tcW w:type="dxa" w:w="4706"/>
-          </w:tcPr>
-          <w:p>
-            <w:r>
-              <w:rPr>
-                <w:b w:val="0"/>
-                <w:i w:val="0"/>
-                <w:sz w:val="17"/>
-              </w:rPr>
-              <w:t>Prière de verifier l'information donnée par Rokhaya CIssokho ou corriger au niveau de la section 1.</w:t>
-            </w:r>
-          </w:p>
-        </w:tc>
-      </w:tr>
-      <w:tr>
-        <w:tc>
-          <w:tcPr>
-            <w:tcW w:type="dxa" w:w="964"/>
-          </w:tcPr>
-          <w:p>
-            <w:r>
-              <w:rPr>
-                <w:b/>
-                <w:i w:val="0"/>
-                <w:color w:val="EA580C"/>
-                <w:sz w:val="16"/>
-              </w:rPr>
-              <w:t>Moyenne</w:t>
-            </w:r>
-          </w:p>
-        </w:tc>
-        <w:tc>
-          <w:tcPr>
-            <w:tcW w:type="dxa" w:w="1247"/>
-          </w:tcPr>
-          <w:p>
-            <w:r>
-              <w:rPr>
-                <w:b/>
-                <w:i w:val="0"/>
-                <w:sz w:val="16"/>
-              </w:rPr>
-              <w:t>S01</w:t>
-              <w:br/>
-            </w:r>
-            <w:r>
-              <w:rPr>
-                <w:b w:val="0"/>
-                <w:i w:val="0"/>
-                <w:color w:val="64748B"/>
-                <w:sz w:val="14"/>
-              </w:rPr>
-              <w:t>Démographie</w:t>
-            </w:r>
-          </w:p>
-        </w:tc>
-        <w:tc>
-          <w:tcPr>
-            <w:tcW w:type="dxa" w:w="1531"/>
-          </w:tcPr>
-          <w:p>
-            <w:r>
-              <w:rPr>
-                <w:b/>
-                <w:i w:val="0"/>
-                <w:color w:val="16A34A"/>
-                <w:sz w:val="16"/>
-              </w:rPr>
-              <w:t>—</w:t>
-            </w:r>
-          </w:p>
-        </w:tc>
-        <w:tc>
-          <w:tcPr>
-            <w:tcW w:type="dxa" w:w="1191"/>
-          </w:tcPr>
-          <w:p>
-            <w:r>
-              <w:rPr>
-                <w:b w:val="0"/>
-                <w:i w:val="0"/>
-                <w:color w:val="64748B"/>
-                <w:sz w:val="16"/>
-              </w:rPr>
-              <w:t>GT-CQ</w:t>
-            </w:r>
-          </w:p>
-        </w:tc>
-        <w:tc>
-          <w:tcPr>
-            <w:tcW w:type="dxa" w:w="4706"/>
-          </w:tcPr>
-          <w:p>
-            <w:r>
-              <w:rPr>
-                <w:b w:val="0"/>
-                <w:i w:val="0"/>
-                <w:sz w:val="17"/>
-              </w:rPr>
-              <w:t>Prière de verifier l'information donnée par Pape Djiadji CISSOKHO ou corriger au niveau de la section 1.</w:t>
-            </w:r>
-          </w:p>
-        </w:tc>
-      </w:tr>
-      <w:tr>
-        <w:tc>
-          <w:tcPr>
-            <w:tcW w:type="dxa" w:w="964"/>
-          </w:tcPr>
-          <w:p>
-            <w:r>
-              <w:rPr>
-                <w:b/>
-                <w:i w:val="0"/>
-                <w:color w:val="EA580C"/>
-                <w:sz w:val="16"/>
-              </w:rPr>
-              <w:t>Moyenne</w:t>
-            </w:r>
-          </w:p>
-        </w:tc>
-        <w:tc>
-          <w:tcPr>
-            <w:tcW w:type="dxa" w:w="1247"/>
-          </w:tcPr>
-          <w:p>
-            <w:r>
-              <w:rPr>
-                <w:b/>
-                <w:i w:val="0"/>
-                <w:sz w:val="16"/>
-              </w:rPr>
-              <w:t>S01</w:t>
-              <w:br/>
-            </w:r>
-            <w:r>
-              <w:rPr>
-                <w:b w:val="0"/>
-                <w:i w:val="0"/>
-                <w:color w:val="64748B"/>
-                <w:sz w:val="14"/>
-              </w:rPr>
-              <w:t>Démographie</w:t>
-            </w:r>
-          </w:p>
-        </w:tc>
-        <w:tc>
-          <w:tcPr>
-            <w:tcW w:type="dxa" w:w="1531"/>
-          </w:tcPr>
-          <w:p>
-            <w:r>
-              <w:rPr>
-                <w:b/>
-                <w:i w:val="0"/>
-                <w:color w:val="16A34A"/>
-                <w:sz w:val="16"/>
-              </w:rPr>
-              <w:t>—</w:t>
-            </w:r>
-          </w:p>
-        </w:tc>
-        <w:tc>
-          <w:tcPr>
-            <w:tcW w:type="dxa" w:w="1191"/>
-          </w:tcPr>
-          <w:p>
-            <w:r>
-              <w:rPr>
-                <w:b w:val="0"/>
-                <w:i w:val="0"/>
-                <w:color w:val="64748B"/>
-                <w:sz w:val="16"/>
-              </w:rPr>
-              <w:t>GT-CQ</w:t>
-            </w:r>
-          </w:p>
-        </w:tc>
-        <w:tc>
-          <w:tcPr>
-            <w:tcW w:type="dxa" w:w="4706"/>
-          </w:tcPr>
-          <w:p>
-            <w:r>
-              <w:rPr>
-                <w:b w:val="0"/>
-                <w:i w:val="0"/>
-                <w:sz w:val="17"/>
-              </w:rPr>
-              <w:t>Prière de verifier l'information donnée par Awa Diallo ou corriger au niveau de la section 1.</w:t>
-            </w:r>
-          </w:p>
-        </w:tc>
-      </w:tr>
-      <w:tr>
-        <w:tc>
-          <w:tcPr>
-            <w:tcW w:type="dxa" w:w="964"/>
-          </w:tcPr>
-          <w:p>
-            <w:r>
-              <w:rPr>
-                <w:b/>
-                <w:i w:val="0"/>
-                <w:color w:val="EA580C"/>
-                <w:sz w:val="16"/>
-              </w:rPr>
-              <w:t>Moyenne</w:t>
-            </w:r>
-          </w:p>
-        </w:tc>
-        <w:tc>
-          <w:tcPr>
-            <w:tcW w:type="dxa" w:w="1247"/>
-          </w:tcPr>
-          <w:p>
-            <w:r>
-              <w:rPr>
-                <w:b/>
-                <w:i w:val="0"/>
-                <w:sz w:val="16"/>
-              </w:rPr>
-              <w:t>S01</w:t>
-              <w:br/>
-            </w:r>
-            <w:r>
-              <w:rPr>
-                <w:b w:val="0"/>
-                <w:i w:val="0"/>
-                <w:color w:val="64748B"/>
-                <w:sz w:val="14"/>
-              </w:rPr>
-              <w:t>Démographie</w:t>
-            </w:r>
-          </w:p>
-        </w:tc>
-        <w:tc>
-          <w:tcPr>
-            <w:tcW w:type="dxa" w:w="1531"/>
-          </w:tcPr>
-          <w:p>
-            <w:r>
-              <w:rPr>
-                <w:b/>
-                <w:i w:val="0"/>
-                <w:color w:val="16A34A"/>
-                <w:sz w:val="16"/>
-              </w:rPr>
-              <w:t>—</w:t>
-            </w:r>
-          </w:p>
-        </w:tc>
-        <w:tc>
-          <w:tcPr>
-            <w:tcW w:type="dxa" w:w="1191"/>
-          </w:tcPr>
-          <w:p>
-            <w:r>
-              <w:rPr>
-                <w:b w:val="0"/>
-                <w:i w:val="0"/>
-                <w:color w:val="64748B"/>
-                <w:sz w:val="16"/>
-              </w:rPr>
-              <w:t>GT-CQ</w:t>
-            </w:r>
-          </w:p>
-        </w:tc>
-        <w:tc>
-          <w:tcPr>
-            <w:tcW w:type="dxa" w:w="4706"/>
-          </w:tcPr>
-          <w:p>
-            <w:r>
-              <w:rPr>
-                <w:b w:val="0"/>
-                <w:i w:val="0"/>
-                <w:sz w:val="17"/>
-              </w:rPr>
-              <w:t>Prière de verifier l'information donnée par Dado Cissokho ou corriger au niveau de la section 1.</w:t>
-            </w:r>
-          </w:p>
-        </w:tc>
-      </w:tr>
-      <w:tr>
-        <w:tc>
-          <w:tcPr>
-            <w:tcW w:type="dxa" w:w="964"/>
-          </w:tcPr>
-          <w:p>
-            <w:r>
-              <w:rPr>
-                <w:b/>
-                <w:i w:val="0"/>
-                <w:color w:val="EA580C"/>
-                <w:sz w:val="16"/>
-              </w:rPr>
-              <w:t>Moyenne</w:t>
-            </w:r>
-          </w:p>
-        </w:tc>
-        <w:tc>
-          <w:tcPr>
-            <w:tcW w:type="dxa" w:w="1247"/>
-          </w:tcPr>
-          <w:p>
-            <w:r>
-              <w:rPr>
-                <w:b/>
-                <w:i w:val="0"/>
-                <w:sz w:val="16"/>
-              </w:rPr>
-              <w:t>S01</w:t>
-              <w:br/>
-            </w:r>
-            <w:r>
-              <w:rPr>
-                <w:b w:val="0"/>
-                <w:i w:val="0"/>
-                <w:color w:val="64748B"/>
-                <w:sz w:val="14"/>
-              </w:rPr>
-              <w:t>Démographie</w:t>
-            </w:r>
-          </w:p>
-        </w:tc>
-        <w:tc>
-          <w:tcPr>
-            <w:tcW w:type="dxa" w:w="1531"/>
-          </w:tcPr>
-          <w:p>
-            <w:r>
-              <w:rPr>
-                <w:b/>
-                <w:i w:val="0"/>
-                <w:color w:val="16A34A"/>
-                <w:sz w:val="16"/>
-              </w:rPr>
-              <w:t>—</w:t>
-            </w:r>
-          </w:p>
-        </w:tc>
-        <w:tc>
-          <w:tcPr>
-            <w:tcW w:type="dxa" w:w="1191"/>
-          </w:tcPr>
-          <w:p>
-            <w:r>
-              <w:rPr>
-                <w:b w:val="0"/>
-                <w:i w:val="0"/>
-                <w:color w:val="64748B"/>
-                <w:sz w:val="16"/>
-              </w:rPr>
-              <w:t>GT-CQ</w:t>
-            </w:r>
-          </w:p>
-        </w:tc>
-        <w:tc>
-          <w:tcPr>
-            <w:tcW w:type="dxa" w:w="4706"/>
-          </w:tcPr>
-          <w:p>
-            <w:r>
-              <w:rPr>
-                <w:b w:val="0"/>
-                <w:i w:val="0"/>
-                <w:sz w:val="17"/>
-              </w:rPr>
-              <w:t>Prière de verifier l'information donnée par Hamidou Diallo ou corriger au niveau de la section 1.</w:t>
-            </w:r>
-          </w:p>
-        </w:tc>
-      </w:tr>
-      <w:tr>
-        <w:tc>
-          <w:tcPr>
-            <w:tcW w:type="dxa" w:w="964"/>
-          </w:tcPr>
-          <w:p>
-            <w:r>
-              <w:rPr>
-                <w:b/>
-                <w:i w:val="0"/>
-                <w:color w:val="EA580C"/>
-                <w:sz w:val="16"/>
-              </w:rPr>
-              <w:t>Moyenne</w:t>
-            </w:r>
-          </w:p>
-        </w:tc>
-        <w:tc>
-          <w:tcPr>
-            <w:tcW w:type="dxa" w:w="1247"/>
-          </w:tcPr>
-          <w:p>
-            <w:r>
-              <w:rPr>
-                <w:b/>
-                <w:i w:val="0"/>
-                <w:sz w:val="16"/>
-              </w:rPr>
-              <w:t>S01</w:t>
-              <w:br/>
-            </w:r>
-            <w:r>
-              <w:rPr>
-                <w:b w:val="0"/>
-                <w:i w:val="0"/>
-                <w:color w:val="64748B"/>
-                <w:sz w:val="14"/>
-              </w:rPr>
-              <w:t>Démographie</w:t>
-            </w:r>
-          </w:p>
-        </w:tc>
-        <w:tc>
-          <w:tcPr>
-            <w:tcW w:type="dxa" w:w="1531"/>
-          </w:tcPr>
-          <w:p>
-            <w:r>
-              <w:rPr>
-                <w:b/>
-                <w:i w:val="0"/>
-                <w:color w:val="16A34A"/>
-                <w:sz w:val="16"/>
-              </w:rPr>
-              <w:t>—</w:t>
-            </w:r>
-          </w:p>
-        </w:tc>
-        <w:tc>
-          <w:tcPr>
-            <w:tcW w:type="dxa" w:w="1191"/>
-          </w:tcPr>
-          <w:p>
-            <w:r>
-              <w:rPr>
-                <w:b w:val="0"/>
-                <w:i w:val="0"/>
-                <w:color w:val="64748B"/>
-                <w:sz w:val="16"/>
-              </w:rPr>
-              <w:t>GT-CQ</w:t>
-            </w:r>
-          </w:p>
-        </w:tc>
-        <w:tc>
-          <w:tcPr>
-            <w:tcW w:type="dxa" w:w="4706"/>
-          </w:tcPr>
-          <w:p>
-            <w:r>
-              <w:rPr>
-                <w:b w:val="0"/>
-                <w:i w:val="0"/>
-                <w:sz w:val="17"/>
-              </w:rPr>
-              <w:t>Prière de verifier l'information donnée par Mariama CISSOKHO ou corriger au niveau de la section 1.</w:t>
-            </w:r>
-          </w:p>
-        </w:tc>
-      </w:tr>
-      <w:tr>
-        <w:tc>
-          <w:tcPr>
-            <w:tcW w:type="dxa" w:w="964"/>
-          </w:tcPr>
-          <w:p>
-            <w:r>
-              <w:rPr>
-                <w:b/>
-                <w:i w:val="0"/>
-                <w:color w:val="EA580C"/>
-                <w:sz w:val="16"/>
-              </w:rPr>
-              <w:t>Moyenne</w:t>
-            </w:r>
-          </w:p>
-        </w:tc>
-        <w:tc>
-          <w:tcPr>
-            <w:tcW w:type="dxa" w:w="1247"/>
-          </w:tcPr>
-          <w:p>
-            <w:r>
-              <w:rPr>
-                <w:b/>
-                <w:i w:val="0"/>
-                <w:sz w:val="16"/>
-              </w:rPr>
-              <w:t>S01</w:t>
-              <w:br/>
-            </w:r>
-            <w:r>
-              <w:rPr>
-                <w:b w:val="0"/>
-                <w:i w:val="0"/>
-                <w:color w:val="64748B"/>
-                <w:sz w:val="14"/>
-              </w:rPr>
-              <w:t>Démographie</w:t>
-            </w:r>
-          </w:p>
-        </w:tc>
-        <w:tc>
-          <w:tcPr>
-            <w:tcW w:type="dxa" w:w="1531"/>
-          </w:tcPr>
-          <w:p>
-            <w:r>
-              <w:rPr>
-                <w:b/>
-                <w:i w:val="0"/>
-                <w:color w:val="16A34A"/>
-                <w:sz w:val="16"/>
-              </w:rPr>
-              <w:t>—</w:t>
-            </w:r>
-          </w:p>
-        </w:tc>
-        <w:tc>
-          <w:tcPr>
-            <w:tcW w:type="dxa" w:w="1191"/>
-          </w:tcPr>
-          <w:p>
-            <w:r>
-              <w:rPr>
-                <w:b w:val="0"/>
-                <w:i w:val="0"/>
-                <w:color w:val="64748B"/>
-                <w:sz w:val="16"/>
-              </w:rPr>
-              <w:t>GT-CQ</w:t>
-            </w:r>
-          </w:p>
-        </w:tc>
-        <w:tc>
-          <w:tcPr>
-            <w:tcW w:type="dxa" w:w="4706"/>
-          </w:tcPr>
-          <w:p>
-            <w:r>
-              <w:rPr>
-                <w:b w:val="0"/>
-                <w:i w:val="0"/>
-                <w:sz w:val="17"/>
-              </w:rPr>
-              <w:t>Prière de verifier l'information donnée par Mouhamed DIallo ou corriger au niveau de la section 1.</w:t>
-            </w:r>
-          </w:p>
-        </w:tc>
-      </w:tr>
-      <w:tr>
-        <w:tc>
-          <w:tcPr>
-            <w:tcW w:type="dxa" w:w="964"/>
-          </w:tcPr>
-          <w:p>
-            <w:r>
-              <w:rPr>
-                <w:b/>
-                <w:i w:val="0"/>
-                <w:color w:val="EA580C"/>
-                <w:sz w:val="16"/>
-              </w:rPr>
-              <w:t>Moyenne</w:t>
-            </w:r>
-          </w:p>
-        </w:tc>
-        <w:tc>
-          <w:tcPr>
-            <w:tcW w:type="dxa" w:w="1247"/>
-          </w:tcPr>
-          <w:p>
-            <w:r>
-              <w:rPr>
-                <w:b/>
-                <w:i w:val="0"/>
-                <w:sz w:val="16"/>
-              </w:rPr>
-              <w:t>S01</w:t>
-              <w:br/>
-            </w:r>
-            <w:r>
-              <w:rPr>
-                <w:b w:val="0"/>
-                <w:i w:val="0"/>
-                <w:color w:val="64748B"/>
-                <w:sz w:val="14"/>
-              </w:rPr>
-              <w:t>Démographie</w:t>
-            </w:r>
-          </w:p>
-        </w:tc>
-        <w:tc>
-          <w:tcPr>
-            <w:tcW w:type="dxa" w:w="1531"/>
-          </w:tcPr>
-          <w:p>
-            <w:r>
-              <w:rPr>
-                <w:b/>
-                <w:i w:val="0"/>
-                <w:color w:val="16A34A"/>
-                <w:sz w:val="16"/>
-              </w:rPr>
-              <w:t>—</w:t>
-            </w:r>
-          </w:p>
-        </w:tc>
-        <w:tc>
-          <w:tcPr>
-            <w:tcW w:type="dxa" w:w="1191"/>
-          </w:tcPr>
-          <w:p>
-            <w:r>
-              <w:rPr>
-                <w:b w:val="0"/>
-                <w:i w:val="0"/>
-                <w:color w:val="64748B"/>
-                <w:sz w:val="16"/>
-              </w:rPr>
-              <w:t>GT-CQ</w:t>
-            </w:r>
-          </w:p>
-        </w:tc>
-        <w:tc>
-          <w:tcPr>
-            <w:tcW w:type="dxa" w:w="4706"/>
-          </w:tcPr>
-          <w:p>
-            <w:r>
-              <w:rPr>
-                <w:b w:val="0"/>
-                <w:i w:val="0"/>
-                <w:sz w:val="17"/>
-              </w:rPr>
-              <w:t>Prière de verifier l'information donnée par Mouna CISSOKHO ou corriger au niveau de la section 1.</w:t>
-            </w:r>
-          </w:p>
-        </w:tc>
-      </w:tr>
-      <w:tr>
-        <w:tc>
-          <w:tcPr>
-            <w:tcW w:type="dxa" w:w="964"/>
-          </w:tcPr>
-          <w:p>
-            <w:r>
-              <w:rPr>
-                <w:b/>
-                <w:i w:val="0"/>
-                <w:color w:val="EA580C"/>
-                <w:sz w:val="16"/>
-              </w:rPr>
-              <w:t>Moyenne</w:t>
-            </w:r>
-          </w:p>
-        </w:tc>
-        <w:tc>
-          <w:tcPr>
-            <w:tcW w:type="dxa" w:w="1247"/>
-          </w:tcPr>
-          <w:p>
-            <w:r>
-              <w:rPr>
-                <w:b/>
-                <w:i w:val="0"/>
-                <w:sz w:val="16"/>
-              </w:rPr>
-              <w:t>S02</w:t>
-              <w:br/>
-            </w:r>
-            <w:r>
-              <w:rPr>
-                <w:b w:val="0"/>
-                <w:i w:val="0"/>
-                <w:color w:val="64748B"/>
-                <w:sz w:val="14"/>
-              </w:rPr>
-              <w:t>Éducation</w:t>
-            </w:r>
-          </w:p>
-        </w:tc>
-        <w:tc>
-          <w:tcPr>
-            <w:tcW w:type="dxa" w:w="1531"/>
-          </w:tcPr>
-          <w:p>
-            <w:r>
-              <w:rPr>
-                <w:b/>
-                <w:i w:val="0"/>
-                <w:color w:val="16A34A"/>
-                <w:sz w:val="16"/>
-              </w:rPr>
-              <w:t>—</w:t>
-            </w:r>
-          </w:p>
-        </w:tc>
-        <w:tc>
-          <w:tcPr>
-            <w:tcW w:type="dxa" w:w="1191"/>
-          </w:tcPr>
-          <w:p>
-            <w:r>
-              <w:rPr>
-                <w:b w:val="0"/>
-                <w:i w:val="0"/>
-                <w:color w:val="64748B"/>
-                <w:sz w:val="16"/>
-              </w:rPr>
-              <w:t>GT-CQ</w:t>
-            </w:r>
-          </w:p>
-        </w:tc>
-        <w:tc>
-          <w:tcPr>
-            <w:tcW w:type="dxa" w:w="4706"/>
-          </w:tcPr>
-          <w:p>
-            <w:r>
-              <w:rPr>
-                <w:b w:val="0"/>
-                <w:i w:val="0"/>
-                <w:sz w:val="17"/>
-              </w:rPr>
-              <w:t>veuillez, s'il vous plait, confirmer les frais de scolarité ( 3000 FCFA) payée de Awa Diallo avec le QG ou apporter les corrections nécessaires.</w:t>
-            </w:r>
-          </w:p>
-        </w:tc>
-      </w:tr>
-      <w:tr>
-        <w:tc>
-          <w:tcPr>
-            <w:tcW w:type="dxa" w:w="964"/>
-          </w:tcPr>
-          <w:p>
-            <w:r>
-              <w:rPr>
-                <w:b/>
-                <w:i w:val="0"/>
-                <w:color w:val="EA580C"/>
-                <w:sz w:val="16"/>
-              </w:rPr>
-              <w:t>Moyenne</w:t>
-            </w:r>
-          </w:p>
-        </w:tc>
-        <w:tc>
-          <w:tcPr>
-            <w:tcW w:type="dxa" w:w="1247"/>
-          </w:tcPr>
-          <w:p>
-            <w:r>
-              <w:rPr>
-                <w:b/>
-                <w:i w:val="0"/>
-                <w:sz w:val="16"/>
-              </w:rPr>
-              <w:t>S02</w:t>
-              <w:br/>
-            </w:r>
-            <w:r>
-              <w:rPr>
-                <w:b w:val="0"/>
-                <w:i w:val="0"/>
-                <w:color w:val="64748B"/>
-                <w:sz w:val="14"/>
-              </w:rPr>
-              <w:t>Éducation</w:t>
-            </w:r>
-          </w:p>
-        </w:tc>
-        <w:tc>
-          <w:tcPr>
-            <w:tcW w:type="dxa" w:w="1531"/>
-          </w:tcPr>
-          <w:p>
-            <w:r>
-              <w:rPr>
-                <w:b/>
-                <w:i w:val="0"/>
-                <w:color w:val="16A34A"/>
-                <w:sz w:val="16"/>
-              </w:rPr>
-              <w:t>s01q63, s00q04, s02q25, s01q00b, s02q17_2, s02q15_2</w:t>
-            </w:r>
-          </w:p>
-        </w:tc>
-        <w:tc>
-          <w:tcPr>
-            <w:tcW w:type="dxa" w:w="1191"/>
-          </w:tcPr>
-          <w:p>
-            <w:r>
-              <w:rPr>
-                <w:b w:val="0"/>
-                <w:i w:val="0"/>
-                <w:color w:val="64748B"/>
-                <w:sz w:val="16"/>
-              </w:rPr>
-              <w:t>GT-CQ</w:t>
-            </w:r>
-          </w:p>
-        </w:tc>
-        <w:tc>
-          <w:tcPr>
-            <w:tcW w:type="dxa" w:w="4706"/>
-          </w:tcPr>
-          <w:p>
-            <w:r>
-              <w:rPr>
-                <w:b w:val="0"/>
-                <w:i w:val="0"/>
-                <w:sz w:val="17"/>
-              </w:rPr>
-              <w:t>Dans les milieux urbains c'est peu probable de voir une école dont les élèves ou étudiants ne dépensent pas en frais d'uniformes, prière de verifier pour Awa Diallo qui fréquente 3ème année de Primaire et corriger ou confirmer avec le QG.</w:t>
-            </w:r>
-          </w:p>
-        </w:tc>
-      </w:tr>
-      <w:tr>
-        <w:tc>
-          <w:tcPr>
-            <w:tcW w:type="dxa" w:w="964"/>
-          </w:tcPr>
-          <w:p>
-            <w:r>
-              <w:rPr>
-                <w:b/>
-                <w:i w:val="0"/>
-                <w:color w:val="EA580C"/>
-                <w:sz w:val="16"/>
-              </w:rPr>
-              <w:t>Moyenne</w:t>
-            </w:r>
-          </w:p>
-        </w:tc>
-        <w:tc>
-          <w:tcPr>
-            <w:tcW w:type="dxa" w:w="1247"/>
-          </w:tcPr>
-          <w:p>
-            <w:r>
-              <w:rPr>
-                <w:b/>
-                <w:i w:val="0"/>
-                <w:sz w:val="16"/>
-              </w:rPr>
-              <w:t>S02</w:t>
-              <w:br/>
-            </w:r>
-            <w:r>
-              <w:rPr>
-                <w:b w:val="0"/>
-                <w:i w:val="0"/>
-                <w:color w:val="64748B"/>
-                <w:sz w:val="14"/>
-              </w:rPr>
-              <w:t>Éducation</w:t>
-            </w:r>
-          </w:p>
-        </w:tc>
-        <w:tc>
-          <w:tcPr>
-            <w:tcW w:type="dxa" w:w="1531"/>
-          </w:tcPr>
-          <w:p>
-            <w:r>
-              <w:rPr>
-                <w:b/>
-                <w:i w:val="0"/>
-                <w:color w:val="16A34A"/>
-                <w:sz w:val="16"/>
-              </w:rPr>
-              <w:t>—</w:t>
-            </w:r>
-          </w:p>
-        </w:tc>
-        <w:tc>
-          <w:tcPr>
-            <w:tcW w:type="dxa" w:w="1191"/>
-          </w:tcPr>
-          <w:p>
-            <w:r>
-              <w:rPr>
-                <w:b w:val="0"/>
-                <w:i w:val="0"/>
-                <w:color w:val="64748B"/>
-                <w:sz w:val="16"/>
-              </w:rPr>
-              <w:t>GT-CQ</w:t>
-            </w:r>
-          </w:p>
-        </w:tc>
-        <w:tc>
-          <w:tcPr>
-            <w:tcW w:type="dxa" w:w="4706"/>
-          </w:tcPr>
-          <w:p>
-            <w:r>
-              <w:rPr>
-                <w:b w:val="0"/>
-                <w:i w:val="0"/>
-                <w:sz w:val="17"/>
-              </w:rPr>
-              <w:t>veuillez, s'il vous plait, confirmer les frais de scolarité ( 3000 FCFA) payée de Pape Djiadji CISSOKHO avec le QG ou apporter les corrections nécessaires.</w:t>
-            </w:r>
-          </w:p>
-        </w:tc>
-      </w:tr>
-      <w:tr>
-        <w:tc>
-          <w:tcPr>
-            <w:tcW w:type="dxa" w:w="964"/>
-          </w:tcPr>
-          <w:p>
-            <w:r>
-              <w:rPr>
-                <w:b/>
-                <w:i w:val="0"/>
-                <w:color w:val="EA580C"/>
-                <w:sz w:val="16"/>
-              </w:rPr>
-              <w:t>Moyenne</w:t>
-            </w:r>
-          </w:p>
-        </w:tc>
-        <w:tc>
-          <w:tcPr>
-            <w:tcW w:type="dxa" w:w="1247"/>
-          </w:tcPr>
-          <w:p>
-            <w:r>
-              <w:rPr>
-                <w:b/>
-                <w:i w:val="0"/>
-                <w:sz w:val="16"/>
-              </w:rPr>
-              <w:t>S02</w:t>
-              <w:br/>
-            </w:r>
-            <w:r>
-              <w:rPr>
-                <w:b w:val="0"/>
-                <w:i w:val="0"/>
-                <w:color w:val="64748B"/>
-                <w:sz w:val="14"/>
-              </w:rPr>
-              <w:t>Éducation</w:t>
-            </w:r>
-          </w:p>
-        </w:tc>
-        <w:tc>
-          <w:tcPr>
-            <w:tcW w:type="dxa" w:w="1531"/>
-          </w:tcPr>
-          <w:p>
-            <w:r>
-              <w:rPr>
-                <w:b/>
-                <w:i w:val="0"/>
-                <w:color w:val="16A34A"/>
-                <w:sz w:val="16"/>
-              </w:rPr>
-              <w:t>s01q63, s00q04, s02q25, s01q00b, s02q17_2, s02q15_2</w:t>
-            </w:r>
-          </w:p>
-        </w:tc>
-        <w:tc>
-          <w:tcPr>
-            <w:tcW w:type="dxa" w:w="1191"/>
-          </w:tcPr>
-          <w:p>
-            <w:r>
-              <w:rPr>
-                <w:b w:val="0"/>
-                <w:i w:val="0"/>
-                <w:color w:val="64748B"/>
-                <w:sz w:val="16"/>
-              </w:rPr>
-              <w:t>GT-CQ</w:t>
-            </w:r>
-          </w:p>
-        </w:tc>
-        <w:tc>
-          <w:tcPr>
-            <w:tcW w:type="dxa" w:w="4706"/>
-          </w:tcPr>
-          <w:p>
-            <w:r>
-              <w:rPr>
-                <w:b w:val="0"/>
-                <w:i w:val="0"/>
-                <w:sz w:val="17"/>
-              </w:rPr>
               <w:t>Dans les milieux urbains c'est peu probable de voir une école dont les élèves ou étudiants ne dépensent pas en frais d'uniformes, prière de verifier pour Pape Djiadji CISSOKHO qui fréquente 4ème année de Primaire et corriger ou confirmer avec le QG.</w:t>
-            </w:r>
-          </w:p>
-        </w:tc>
-      </w:tr>
-      <w:tr>
-        <w:tc>
-          <w:tcPr>
-            <w:tcW w:type="dxa" w:w="964"/>
-          </w:tcPr>
-          <w:p>
-            <w:r>
-              <w:rPr>
-                <w:b/>
-                <w:i w:val="0"/>
-                <w:color w:val="EA580C"/>
-                <w:sz w:val="16"/>
-              </w:rPr>
-              <w:t>Moyenne</w:t>
-            </w:r>
-          </w:p>
-        </w:tc>
-        <w:tc>
-          <w:tcPr>
-            <w:tcW w:type="dxa" w:w="1247"/>
-          </w:tcPr>
-          <w:p>
-            <w:r>
-              <w:rPr>
-                <w:b/>
-                <w:i w:val="0"/>
-                <w:sz w:val="16"/>
-              </w:rPr>
-              <w:t>S02</w:t>
-              <w:br/>
-            </w:r>
-            <w:r>
-              <w:rPr>
-                <w:b w:val="0"/>
-                <w:i w:val="0"/>
-                <w:color w:val="64748B"/>
-                <w:sz w:val="14"/>
-              </w:rPr>
-              <w:t>Éducation</w:t>
-            </w:r>
-          </w:p>
-        </w:tc>
-        <w:tc>
-          <w:tcPr>
-            <w:tcW w:type="dxa" w:w="1531"/>
-          </w:tcPr>
-          <w:p>
-            <w:r>
-              <w:rPr>
-                <w:b/>
-                <w:i w:val="0"/>
-                <w:color w:val="16A34A"/>
-                <w:sz w:val="16"/>
-              </w:rPr>
-              <w:t>—</w:t>
-            </w:r>
-          </w:p>
-        </w:tc>
-        <w:tc>
-          <w:tcPr>
-            <w:tcW w:type="dxa" w:w="1191"/>
-          </w:tcPr>
-          <w:p>
-            <w:r>
-              <w:rPr>
-                <w:b w:val="0"/>
-                <w:i w:val="0"/>
-                <w:color w:val="64748B"/>
-                <w:sz w:val="16"/>
-              </w:rPr>
-              <w:t>GT-CQ</w:t>
-            </w:r>
-          </w:p>
-        </w:tc>
-        <w:tc>
-          <w:tcPr>
-            <w:tcW w:type="dxa" w:w="4706"/>
-          </w:tcPr>
-          <w:p>
-            <w:r>
-              <w:rPr>
-                <w:b w:val="0"/>
-                <w:i w:val="0"/>
-                <w:sz w:val="17"/>
-              </w:rPr>
-              <w:t>veuillez, s'il vous plait, confirmer les frais de scolarité ( 5000 FCFA) payée de Fatoumata Cissokho avec le QG ou apporter les corrections nécessaires.</w:t>
-            </w:r>
-          </w:p>
-        </w:tc>
-      </w:tr>
-      <w:tr>
-        <w:tc>
-          <w:tcPr>
-            <w:tcW w:type="dxa" w:w="964"/>
-          </w:tcPr>
-          <w:p>
-            <w:r>
-              <w:rPr>
-                <w:b/>
-                <w:i w:val="0"/>
-                <w:color w:val="EA580C"/>
-                <w:sz w:val="16"/>
-              </w:rPr>
-              <w:t>Moyenne</w:t>
-            </w:r>
-          </w:p>
-        </w:tc>
-        <w:tc>
-          <w:tcPr>
-            <w:tcW w:type="dxa" w:w="1247"/>
-          </w:tcPr>
-          <w:p>
-            <w:r>
-              <w:rPr>
-                <w:b/>
-                <w:i w:val="0"/>
-                <w:sz w:val="16"/>
-              </w:rPr>
-              <w:t>S02</w:t>
-              <w:br/>
-            </w:r>
-            <w:r>
-              <w:rPr>
-                <w:b w:val="0"/>
-                <w:i w:val="0"/>
-                <w:color w:val="64748B"/>
-                <w:sz w:val="14"/>
-              </w:rPr>
-              <w:t>Éducation</w:t>
-            </w:r>
-          </w:p>
-        </w:tc>
-        <w:tc>
-          <w:tcPr>
-            <w:tcW w:type="dxa" w:w="1531"/>
-          </w:tcPr>
-          <w:p>
-            <w:r>
-              <w:rPr>
-                <w:b/>
-                <w:i w:val="0"/>
-                <w:color w:val="16A34A"/>
-                <w:sz w:val="16"/>
-              </w:rPr>
-              <w:t>—</w:t>
-            </w:r>
-          </w:p>
-        </w:tc>
-        <w:tc>
-          <w:tcPr>
-            <w:tcW w:type="dxa" w:w="1191"/>
-          </w:tcPr>
-          <w:p>
-            <w:r>
-              <w:rPr>
-                <w:b w:val="0"/>
-                <w:i w:val="0"/>
-                <w:color w:val="64748B"/>
-                <w:sz w:val="16"/>
-              </w:rPr>
-              <w:t>GT-CQ</w:t>
-            </w:r>
-          </w:p>
-        </w:tc>
-        <w:tc>
-          <w:tcPr>
-            <w:tcW w:type="dxa" w:w="4706"/>
-          </w:tcPr>
-          <w:p>
-            <w:r>
-              <w:rPr>
-                <w:b w:val="0"/>
-                <w:i w:val="0"/>
-                <w:sz w:val="17"/>
-              </w:rPr>
-              <w:t>veuillez, s'il vous plait, confirmer les frais de scolarité ( 5000 FCFA) payée de Hamidou Diallo avec le QG ou apporter les corrections nécessaires.</w:t>
             </w:r>
           </w:p>
         </w:tc>
